--- a/docs/beginner-guides/chapters/03 Nexora workspace navigation and theme.docx
+++ b/docs/beginner-guides/chapters/03 Nexora workspace navigation and theme.docx
@@ -22,7 +22,7 @@
     <w:p>
       <w:pPr/>
       <w:r>
-        <w:t>Source snapshot 13 October 2026 at 17:12 UTC</w:t>
+        <w:t>Source snapshot 14 October 2026 at 06:41 UTC</w:t>
       </w:r>
     </w:p>
     <w:p>
@@ -340,7 +340,7 @@
               <w:pStyle w:val="TableBody"/>
             </w:pPr>
             <w:r>
-              <w:t>S0408 NexoraClaimsPrincipalFactory.cs</w:t>
+              <w:t>S0409 NexoraClaimsPrincipalFactory.cs</w:t>
             </w:r>
           </w:p>
         </w:tc>
@@ -405,7 +405,7 @@
               <w:pStyle w:val="TableBody"/>
             </w:pPr>
             <w:r>
-              <w:t>S0378 RolePermission.cs</w:t>
+              <w:t>S0379 RolePermission.cs</w:t>
             </w:r>
           </w:p>
         </w:tc>
@@ -468,7 +468,7 @@
         <w:rPr>
           <w:b/>
         </w:rPr>
-        <w:t>Server S0408</w:t>
+        <w:t>Server S0409</w:t>
       </w:r>
     </w:p>
     <w:p>
@@ -491,7 +491,7 @@
         <w:rPr>
           <w:b/>
         </w:rPr>
-        <w:t>Data S0378</w:t>
+        <w:t>Data S0379</w:t>
       </w:r>
     </w:p>
     <w:p>
@@ -648,7 +648,7 @@
         <w:keepNext/>
       </w:pPr>
       <w:r>
-        <w:t>Source reference S0408 backend/src/Modules/Nexora.Modules.Identity/Security/NexoraClaimsPrincipalFactory.cs</w:t>
+        <w:t>Source reference S0409 backend/src/Modules/Nexora.Modules.Identity/Security/NexoraClaimsPrincipalFactory.cs</w:t>
       </w:r>
     </w:p>
     <w:p>
@@ -727,7 +727,7 @@
         <w:keepNext/>
       </w:pPr>
       <w:r>
-        <w:t>Source reference S0378 backend/src/Modules/Nexora.Modules.Identity/Domain/RolePermission.cs</w:t>
+        <w:t>Source reference S0379 backend/src/Modules/Nexora.Modules.Identity/Domain/RolePermission.cs</w:t>
       </w:r>
     </w:p>
     <w:p>
